--- a/docs/english-animated/build/a11-unit06/EnglishAnimated_A11_Unit06.docx
+++ b/docs/english-animated/build/a11-unit06/EnglishAnimated_A11_Unit06.docx
@@ -939,7 +939,7 @@
         <w:pStyle w:val="BlockText"/>
       </w:pPr>
       <w:r>
-        <w:t xml:space="preserve">bread · egg · milk · apple · rice · tomato · water · chicken · cheese · fish</w:t>
+        <w:t xml:space="preserve">chicken · water · cheese · apple · tomato · fish · milk · rice · egg · bread</w:t>
       </w:r>
     </w:p>
     <w:tbl>
@@ -4953,7 +4953,7 @@
         <w:pStyle w:val="Compact"/>
       </w:pPr>
       <w:r>
-        <w:t xml:space="preserve">How ______ bottles are there?</w:t>
+        <w:t xml:space="preserve">How ______ apples are in the box?</w:t>
       </w:r>
     </w:p>
     <w:p>
@@ -4965,7 +4965,7 @@
         <w:pStyle w:val="Compact"/>
       </w:pPr>
       <w:r>
-        <w:t xml:space="preserve">How ______ water do we need?</w:t>
+        <w:t xml:space="preserve">How ______ is a kilo of rice?</w:t>
       </w:r>
     </w:p>
     <w:p>
@@ -4977,7 +4977,7 @@
         <w:pStyle w:val="Compact"/>
       </w:pPr>
       <w:r>
-        <w:t xml:space="preserve">How ______ is a kilo of rice?</w:t>
+        <w:t xml:space="preserve">How ______ bottles are there?</w:t>
       </w:r>
     </w:p>
     <w:p>
@@ -4989,7 +4989,7 @@
         <w:pStyle w:val="Compact"/>
       </w:pPr>
       <w:r>
-        <w:t xml:space="preserve">How ______ apples are in the box?</w:t>
+        <w:t xml:space="preserve">How ______ water do we need?</w:t>
       </w:r>
     </w:p>
     <w:p>
